--- a/papers/second-law-temporal-reversal-林小黑.docx
+++ b/papers/second-law-temporal-reversal-林小黑.docx
@@ -23,7 +23,7 @@
         <w:rPr>
           <w:b/>
         </w:rPr>
-        <w:t>日期：2026年7月8日</w:t>
+        <w:t>日期：2026年7月7日</w:t>
       </w:r>
     </w:p>
     <w:p>
@@ -10021,7 +10021,7 @@
         <w:rPr>
           <w:i/>
         </w:rPr>
-        <w:t>本文本身是一个耦合事件——P理论的大爆炸表述与热力学第二定律收敛成一个新结构。本文展示了自身的论点：两个分化的框架耦合、收敛，产生了一个新的不动点，这是它们独立不具备的。</w:t>
+        <w:t>注：本文产生于P理论的大爆炸表述与热力学第二定律的收敛——两个分化的框架耦合成了一个新结构。结论是否成立，留待读者判断。</w:t>
       </w:r>
     </w:p>
     <w:p>
